--- a/docs/package/out/contracts/iNXT_BrokerVerse_UAT_and_Go_Live_Acceptance_Certificates.docx
+++ b/docs/package/out/contracts/iNXT_BrokerVerse_UAT_and_Go_Live_Acceptance_Certificates.docx
@@ -10,7 +10,7 @@
       <w:r>
         <w:rPr/>
         <w:drawing>
-          <wp:anchor behindDoc="1" distT="0" distB="0" distL="0" distR="0" simplePos="0" locked="0" layoutInCell="0" allowOverlap="1" relativeHeight="15">
+          <wp:anchor behindDoc="1" distT="0" distB="0" distL="0" distR="0" simplePos="0" locked="0" layoutInCell="0" allowOverlap="1" relativeHeight="14">
             <wp:simplePos x="0" y="0"/>
             <wp:positionH relativeFrom="margin">
               <wp:posOffset>-914400</wp:posOffset>
@@ -55,7 +55,7 @@
           </wp:anchor>
         </w:drawing>
         <w:drawing>
-          <wp:anchor behindDoc="1" distT="0" distB="0" distL="0" distR="0" simplePos="0" locked="0" layoutInCell="0" allowOverlap="1" relativeHeight="26">
+          <wp:anchor behindDoc="1" distT="0" distB="0" distL="0" distR="0" simplePos="0" locked="0" layoutInCell="0" allowOverlap="1" relativeHeight="25">
             <wp:simplePos x="0" y="0"/>
             <wp:positionH relativeFrom="margin">
               <wp:align>center</wp:align>
@@ -111,7 +111,7 @@
         <mc:AlternateContent>
           <mc:Choice Requires="wps">
             <w:drawing>
-              <wp:anchor behindDoc="0" distT="45720" distB="45720" distL="114300" distR="114300" simplePos="0" locked="0" layoutInCell="0" allowOverlap="1" relativeHeight="16" wp14:anchorId="3D43415C">
+              <wp:anchor behindDoc="0" distT="45720" distB="45720" distL="114300" distR="114300" simplePos="0" locked="0" layoutInCell="0" allowOverlap="1" relativeHeight="15" wp14:anchorId="3D43415C">
                 <wp:simplePos x="0" y="0"/>
                 <wp:positionH relativeFrom="page">
                   <wp:posOffset>194310</wp:posOffset>
@@ -226,7 +226,7 @@
         <mc:AlternateContent>
           <mc:Choice Requires="wps">
             <w:drawing>
-              <wp:anchor behindDoc="0" distT="45720" distB="45720" distL="113030" distR="114935" simplePos="0" locked="0" layoutInCell="0" allowOverlap="1" relativeHeight="18" wp14:anchorId="58C23128">
+              <wp:anchor behindDoc="0" distT="45720" distB="45720" distL="113030" distR="114935" simplePos="0" locked="0" layoutInCell="0" allowOverlap="1" relativeHeight="17" wp14:anchorId="58C23128">
                 <wp:simplePos x="0" y="0"/>
                 <wp:positionH relativeFrom="page">
                   <wp:posOffset>3094990</wp:posOffset>
@@ -341,7 +341,7 @@
         <mc:AlternateContent>
           <mc:Choice Requires="wps">
             <w:drawing>
-              <wp:anchor behindDoc="0" distT="45720" distB="45720" distL="114300" distR="113665" simplePos="0" locked="0" layoutInCell="0" allowOverlap="1" relativeHeight="20" wp14:anchorId="1BF25123">
+              <wp:anchor behindDoc="0" distT="45720" distB="45720" distL="114300" distR="113665" simplePos="0" locked="0" layoutInCell="0" allowOverlap="1" relativeHeight="19" wp14:anchorId="1BF25123">
                 <wp:simplePos x="0" y="0"/>
                 <wp:positionH relativeFrom="page">
                   <wp:posOffset>4992370</wp:posOffset>
@@ -456,7 +456,7 @@
         <mc:AlternateContent>
           <mc:Choice Requires="wps">
             <w:drawing>
-              <wp:anchor behindDoc="0" distT="45720" distB="46355" distL="114300" distR="114300" simplePos="0" locked="0" layoutInCell="0" allowOverlap="1" relativeHeight="22" wp14:anchorId="01DE2BF4">
+              <wp:anchor behindDoc="0" distT="45720" distB="46355" distL="114300" distR="114300" simplePos="0" locked="0" layoutInCell="0" allowOverlap="1" relativeHeight="21" wp14:anchorId="01DE2BF4">
                 <wp:simplePos x="0" y="0"/>
                 <wp:positionH relativeFrom="margin">
                   <wp:align>center</wp:align>
@@ -601,7 +601,7 @@
         <mc:AlternateContent>
           <mc:Choice Requires="wps">
             <w:drawing>
-              <wp:anchor behindDoc="0" distT="45720" distB="50800" distL="114300" distR="114300" simplePos="0" locked="0" layoutInCell="0" allowOverlap="1" relativeHeight="24" wp14:anchorId="204C02CC">
+              <wp:anchor behindDoc="0" distT="45720" distB="50800" distL="114300" distR="114300" simplePos="0" locked="0" layoutInCell="0" allowOverlap="1" relativeHeight="23" wp14:anchorId="204C02CC">
                 <wp:simplePos x="0" y="0"/>
                 <wp:positionH relativeFrom="margin">
                   <wp:align>center</wp:align>
@@ -789,7 +789,7 @@
             </w:rPr>
             <w:fldChar w:fldCharType="separate"/>
           </w:r>
-          <w:hyperlink w:anchor="__RefHeading___Toc190455_4195859891">
+          <w:hyperlink w:anchor="__RefHeading___Toc25551_2232792091">
             <w:r>
               <w:rPr>
                 <w:webHidden/>
@@ -824,7 +824,7 @@
             </w:tabs>
             <w:rPr/>
           </w:pPr>
-          <w:hyperlink w:anchor="__RefHeading___Toc190457_4195859891">
+          <w:hyperlink w:anchor="__RefHeading___Toc25553_2232792091">
             <w:r>
               <w:rPr>
                 <w:webHidden/>
@@ -853,7 +853,7 @@
             </w:tabs>
             <w:rPr/>
           </w:pPr>
-          <w:hyperlink w:anchor="__RefHeading___Toc190459_4195859891">
+          <w:hyperlink w:anchor="__RefHeading___Toc25555_2232792091">
             <w:r>
               <w:rPr>
                 <w:webHidden/>
@@ -875,7 +875,7 @@
             </w:tabs>
             <w:rPr/>
           </w:pPr>
-          <w:hyperlink w:anchor="__RefHeading___Toc190461_4195859891">
+          <w:hyperlink w:anchor="__RefHeading___Toc25557_2232792091">
             <w:r>
               <w:rPr>
                 <w:webHidden/>
@@ -897,7 +897,7 @@
             </w:tabs>
             <w:rPr/>
           </w:pPr>
-          <w:hyperlink w:anchor="__RefHeading___Toc190463_4195859891">
+          <w:hyperlink w:anchor="__RefHeading___Toc25559_2232792091">
             <w:r>
               <w:rPr>
                 <w:webHidden/>
@@ -919,7 +919,7 @@
             </w:tabs>
             <w:rPr/>
           </w:pPr>
-          <w:hyperlink w:anchor="__RefHeading___Toc190465_4195859891">
+          <w:hyperlink w:anchor="__RefHeading___Toc25561_2232792091">
             <w:r>
               <w:rPr>
                 <w:webHidden/>
@@ -941,7 +941,7 @@
             </w:tabs>
             <w:rPr/>
           </w:pPr>
-          <w:hyperlink w:anchor="__RefHeading___Toc190467_4195859891">
+          <w:hyperlink w:anchor="__RefHeading___Toc25563_2232792091">
             <w:r>
               <w:rPr>
                 <w:webHidden/>
@@ -963,7 +963,7 @@
             </w:tabs>
             <w:rPr/>
           </w:pPr>
-          <w:hyperlink w:anchor="__RefHeading___Toc190469_4195859891">
+          <w:hyperlink w:anchor="__RefHeading___Toc25565_2232792091">
             <w:r>
               <w:rPr>
                 <w:webHidden/>
@@ -985,7 +985,7 @@
             </w:tabs>
             <w:rPr/>
           </w:pPr>
-          <w:hyperlink w:anchor="__RefHeading___Toc190471_4195859891">
+          <w:hyperlink w:anchor="__RefHeading___Toc25567_2232792091">
             <w:r>
               <w:rPr>
                 <w:webHidden/>
@@ -993,7 +993,7 @@
               </w:rPr>
               <w:t>5. Form 1: UAT Sign-off Certificate</w:t>
               <w:tab/>
-              <w:t>7</w:t>
+              <w:t>6</w:t>
             </w:r>
           </w:hyperlink>
         </w:p>
@@ -1007,7 +1007,7 @@
             </w:tabs>
             <w:rPr/>
           </w:pPr>
-          <w:hyperlink w:anchor="__RefHeading___Toc190473_4195859891">
+          <w:hyperlink w:anchor="__RefHeading___Toc25569_2232792091">
             <w:r>
               <w:rPr>
                 <w:webHidden/>
@@ -1015,7 +1015,7 @@
               </w:rPr>
               <w:t>5.1 Project</w:t>
               <w:tab/>
-              <w:t>7</w:t>
+              <w:t>6</w:t>
             </w:r>
           </w:hyperlink>
         </w:p>
@@ -1029,7 +1029,7 @@
             </w:tabs>
             <w:rPr/>
           </w:pPr>
-          <w:hyperlink w:anchor="__RefHeading___Toc190475_4195859891">
+          <w:hyperlink w:anchor="__RefHeading___Toc25571_2232792091">
             <w:r>
               <w:rPr>
                 <w:webHidden/>
@@ -1037,7 +1037,7 @@
               </w:rPr>
               <w:t>5.2 Evidence submitted</w:t>
               <w:tab/>
-              <w:t>7</w:t>
+              <w:t>6</w:t>
             </w:r>
           </w:hyperlink>
         </w:p>
@@ -1051,7 +1051,7 @@
             </w:tabs>
             <w:rPr/>
           </w:pPr>
-          <w:hyperlink w:anchor="__RefHeading___Toc190477_4195859891">
+          <w:hyperlink w:anchor="__RefHeading___Toc25573_2232792091">
             <w:r>
               <w:rPr>
                 <w:webHidden/>
@@ -1059,7 +1059,7 @@
               </w:rPr>
               <w:t>5.3 UAT results by role</w:t>
               <w:tab/>
-              <w:t>7</w:t>
+              <w:t>6</w:t>
             </w:r>
           </w:hyperlink>
         </w:p>
@@ -1073,7 +1073,7 @@
             </w:tabs>
             <w:rPr/>
           </w:pPr>
-          <w:hyperlink w:anchor="__RefHeading___Toc190479_4195859891">
+          <w:hyperlink w:anchor="__RefHeading___Toc25575_2232792091">
             <w:r>
               <w:rPr>
                 <w:webHidden/>
@@ -1081,7 +1081,7 @@
               </w:rPr>
               <w:t>5.4 Acceptance criteria check</w:t>
               <w:tab/>
-              <w:t>7</w:t>
+              <w:t>6</w:t>
             </w:r>
           </w:hyperlink>
         </w:p>
@@ -1095,7 +1095,7 @@
             </w:tabs>
             <w:rPr/>
           </w:pPr>
-          <w:hyperlink w:anchor="__RefHeading___Toc190481_4195859891">
+          <w:hyperlink w:anchor="__RefHeading___Toc25577_2232792091">
             <w:r>
               <w:rPr>
                 <w:webHidden/>
@@ -1103,7 +1103,7 @@
               </w:rPr>
               <w:t>5.5 Workarounds accepted</w:t>
               <w:tab/>
-              <w:t>8</w:t>
+              <w:t>7</w:t>
             </w:r>
           </w:hyperlink>
         </w:p>
@@ -1117,7 +1117,7 @@
             </w:tabs>
             <w:rPr/>
           </w:pPr>
-          <w:hyperlink w:anchor="__RefHeading___Toc190483_4195859891">
+          <w:hyperlink w:anchor="__RefHeading___Toc25579_2232792091">
             <w:r>
               <w:rPr>
                 <w:webHidden/>
@@ -1125,7 +1125,7 @@
               </w:rPr>
               <w:t>5.6 Open items (severity 3 and 4 only)</w:t>
               <w:tab/>
-              <w:t>8</w:t>
+              <w:t>7</w:t>
             </w:r>
           </w:hyperlink>
         </w:p>
@@ -1139,7 +1139,7 @@
             </w:tabs>
             <w:rPr/>
           </w:pPr>
-          <w:hyperlink w:anchor="__RefHeading___Toc190485_4195859891">
+          <w:hyperlink w:anchor="__RefHeading___Toc25581_2232792091">
             <w:r>
               <w:rPr>
                 <w:webHidden/>
@@ -1147,7 +1147,7 @@
               </w:rPr>
               <w:t>5.7 Decision</w:t>
               <w:tab/>
-              <w:t>8</w:t>
+              <w:t>7</w:t>
             </w:r>
           </w:hyperlink>
         </w:p>
@@ -1161,7 +1161,7 @@
             </w:tabs>
             <w:rPr/>
           </w:pPr>
-          <w:hyperlink w:anchor="__RefHeading___Toc190487_4195859891">
+          <w:hyperlink w:anchor="__RefHeading___Toc25583_2232792091">
             <w:r>
               <w:rPr>
                 <w:webHidden/>
@@ -1169,7 +1169,7 @@
               </w:rPr>
               <w:t>5.8 Signatures</w:t>
               <w:tab/>
-              <w:t>8</w:t>
+              <w:t>7</w:t>
             </w:r>
           </w:hyperlink>
         </w:p>
@@ -1183,7 +1183,7 @@
             </w:tabs>
             <w:rPr/>
           </w:pPr>
-          <w:hyperlink w:anchor="__RefHeading___Toc190489_4195859891">
+          <w:hyperlink w:anchor="__RefHeading___Toc25585_2232792091">
             <w:r>
               <w:rPr>
                 <w:webHidden/>
@@ -1191,7 +1191,7 @@
               </w:rPr>
               <w:t>6. Form 2: Go-live Acceptance Certificate</w:t>
               <w:tab/>
-              <w:t>9</w:t>
+              <w:t>8</w:t>
             </w:r>
           </w:hyperlink>
         </w:p>
@@ -1205,7 +1205,7 @@
             </w:tabs>
             <w:rPr/>
           </w:pPr>
-          <w:hyperlink w:anchor="__RefHeading___Toc190491_4195859891">
+          <w:hyperlink w:anchor="__RefHeading___Toc25587_2232792091">
             <w:r>
               <w:rPr>
                 <w:webHidden/>
@@ -1213,7 +1213,7 @@
               </w:rPr>
               <w:t>6.1 Project</w:t>
               <w:tab/>
-              <w:t>9</w:t>
+              <w:t>8</w:t>
             </w:r>
           </w:hyperlink>
         </w:p>
@@ -1227,7 +1227,7 @@
             </w:tabs>
             <w:rPr/>
           </w:pPr>
-          <w:hyperlink w:anchor="__RefHeading___Toc190493_4195859891">
+          <w:hyperlink w:anchor="__RefHeading___Toc25589_2232792091">
             <w:r>
               <w:rPr>
                 <w:webHidden/>
@@ -1235,7 +1235,7 @@
               </w:rPr>
               <w:t>6.2 Go/no-go criteria</w:t>
               <w:tab/>
-              <w:t>9</w:t>
+              <w:t>8</w:t>
             </w:r>
           </w:hyperlink>
         </w:p>
@@ -1249,7 +1249,7 @@
             </w:tabs>
             <w:rPr/>
           </w:pPr>
-          <w:hyperlink w:anchor="__RefHeading___Toc190495_4195859891">
+          <w:hyperlink w:anchor="__RefHeading___Toc25591_2232792091">
             <w:r>
               <w:rPr>
                 <w:webHidden/>
@@ -1257,7 +1257,7 @@
               </w:rPr>
               <w:t>6.3 Go-live criteria</w:t>
               <w:tab/>
-              <w:t>9</w:t>
+              <w:t>8</w:t>
             </w:r>
           </w:hyperlink>
         </w:p>
@@ -1271,7 +1271,7 @@
             </w:tabs>
             <w:rPr/>
           </w:pPr>
-          <w:hyperlink w:anchor="__RefHeading___Toc190497_4195859891">
+          <w:hyperlink w:anchor="__RefHeading___Toc25593_2232792091">
             <w:r>
               <w:rPr>
                 <w:webHidden/>
@@ -1279,7 +1279,7 @@
               </w:rPr>
               <w:t>6.4 Dates set by this certificate</w:t>
               <w:tab/>
-              <w:t>10</w:t>
+              <w:t>9</w:t>
             </w:r>
           </w:hyperlink>
         </w:p>
@@ -1293,7 +1293,7 @@
             </w:tabs>
             <w:rPr/>
           </w:pPr>
-          <w:hyperlink w:anchor="__RefHeading___Toc190499_4195859891">
+          <w:hyperlink w:anchor="__RefHeading___Toc25595_2232792091">
             <w:r>
               <w:rPr>
                 <w:webHidden/>
@@ -1301,7 +1301,7 @@
               </w:rPr>
               <w:t>6.5 Open items at go-live (severity 3 and 4 only)</w:t>
               <w:tab/>
-              <w:t>10</w:t>
+              <w:t>9</w:t>
             </w:r>
           </w:hyperlink>
         </w:p>
@@ -1315,7 +1315,7 @@
             </w:tabs>
             <w:rPr/>
           </w:pPr>
-          <w:hyperlink w:anchor="__RefHeading___Toc190501_4195859891">
+          <w:hyperlink w:anchor="__RefHeading___Toc25597_2232792091">
             <w:r>
               <w:rPr>
                 <w:webHidden/>
@@ -1323,7 +1323,7 @@
               </w:rPr>
               <w:t>6.6 Decision</w:t>
               <w:tab/>
-              <w:t>10</w:t>
+              <w:t>9</w:t>
             </w:r>
           </w:hyperlink>
         </w:p>
@@ -1337,7 +1337,7 @@
             </w:tabs>
             <w:rPr/>
           </w:pPr>
-          <w:hyperlink w:anchor="__RefHeading___Toc190503_4195859891">
+          <w:hyperlink w:anchor="__RefHeading___Toc25599_2232792091">
             <w:r>
               <w:rPr>
                 <w:webHidden/>
@@ -1345,7 +1345,7 @@
               </w:rPr>
               <w:t>6.7 Signatures</w:t>
               <w:tab/>
-              <w:t>10</w:t>
+              <w:t>9</w:t>
             </w:r>
           </w:hyperlink>
         </w:p>
@@ -1359,7 +1359,7 @@
             </w:tabs>
             <w:rPr/>
           </w:pPr>
-          <w:hyperlink w:anchor="__RefHeading___Toc190505_4195859891">
+          <w:hyperlink w:anchor="__RefHeading___Toc25601_2232792091">
             <w:r>
               <w:rPr>
                 <w:webHidden/>
@@ -1374,7 +1374,7 @@
                 <w:rStyle w:val="IndexLink"/>
               </w:rPr>
               <w:tab/>
-              <w:t>11</w:t>
+              <w:t>10</w:t>
             </w:r>
           </w:hyperlink>
           <w:r>
@@ -1407,7 +1407,7 @@
       <w:r>
         <w:br w:type="page"/>
       </w:r>
-      <w:bookmarkStart w:id="0" w:name="__RefHeading___Toc190455_4195859891"/>
+      <w:bookmarkStart w:id="0" w:name="__RefHeading___Toc25551_2232792091"/>
       <w:bookmarkStart w:id="1" w:name="_Toc48319687"/>
       <w:bookmarkStart w:id="2" w:name="_Toc11824118"/>
       <w:bookmarkEnd w:id="0"/>
@@ -2052,7 +2052,7 @@
           <w:spacing w:val="0"/>
         </w:rPr>
       </w:pPr>
-      <w:bookmarkStart w:id="4" w:name="__RefHeading___Toc190457_4195859891"/>
+      <w:bookmarkStart w:id="4" w:name="__RefHeading___Toc25553_2232792091"/>
       <w:bookmarkStart w:id="5" w:name="_Toc233203388"/>
       <w:bookmarkEnd w:id="4"/>
       <w:r>
@@ -3120,7 +3120,7 @@
         <w:pageBreakBefore w:val="false"/>
         <w:rPr/>
       </w:pPr>
-      <w:bookmarkStart w:id="6" w:name="__RefHeading___Toc190459_4195859891"/>
+      <w:bookmarkStart w:id="6" w:name="__RefHeading___Toc25555_2232792091"/>
       <w:bookmarkEnd w:id="6"/>
       <w:r>
         <w:rPr>
@@ -3311,7 +3311,7 @@
         <w:pStyle w:val="Heading1"/>
         <w:rPr/>
       </w:pPr>
-      <w:bookmarkStart w:id="7" w:name="__RefHeading___Toc190461_4195859891"/>
+      <w:bookmarkStart w:id="7" w:name="__RefHeading___Toc25557_2232792091"/>
       <w:bookmarkEnd w:id="7"/>
       <w:r>
         <w:rPr>
@@ -3328,7 +3328,7 @@
         <w:pStyle w:val="Heading2"/>
         <w:rPr/>
       </w:pPr>
-      <w:bookmarkStart w:id="8" w:name="__RefHeading___Toc190463_4195859891"/>
+      <w:bookmarkStart w:id="8" w:name="__RefHeading___Toc25559_2232792091"/>
       <w:bookmarkEnd w:id="8"/>
       <w:r>
         <w:rPr>
@@ -3704,7 +3704,7 @@
         <w:pStyle w:val="Heading2"/>
         <w:rPr/>
       </w:pPr>
-      <w:bookmarkStart w:id="9" w:name="__RefHeading___Toc190465_4195859891"/>
+      <w:bookmarkStart w:id="9" w:name="__RefHeading___Toc25561_2232792091"/>
       <w:bookmarkEnd w:id="9"/>
       <w:r>
         <w:rPr>
@@ -3865,7 +3865,7 @@
         <w:pStyle w:val="Heading2"/>
         <w:rPr/>
       </w:pPr>
-      <w:bookmarkStart w:id="10" w:name="__RefHeading___Toc190467_4195859891"/>
+      <w:bookmarkStart w:id="10" w:name="__RefHeading___Toc25563_2232792091"/>
       <w:bookmarkEnd w:id="10"/>
       <w:r>
         <w:rPr>
@@ -4303,7 +4303,7 @@
         <w:pStyle w:val="Heading2"/>
         <w:rPr/>
       </w:pPr>
-      <w:bookmarkStart w:id="11" w:name="__RefHeading___Toc190469_4195859891"/>
+      <w:bookmarkStart w:id="11" w:name="__RefHeading___Toc25565_2232792091"/>
       <w:bookmarkEnd w:id="11"/>
       <w:r>
         <w:rPr>
@@ -4728,23 +4728,13 @@
     </w:tbl>
     <w:p>
       <w:pPr>
-        <w:pStyle w:val="Normal"/>
-        <w:spacing w:before="0" w:after="80"/>
+        <w:pStyle w:val="Heading1"/>
         <w:rPr/>
       </w:pPr>
       <w:r>
-        <w:rPr/>
-      </w:r>
-      <w:r>
         <w:br w:type="page"/>
       </w:r>
-    </w:p>
-    <w:p>
-      <w:pPr>
-        <w:pStyle w:val="Heading1"/>
-        <w:rPr/>
-      </w:pPr>
-      <w:bookmarkStart w:id="12" w:name="__RefHeading___Toc190471_4195859891"/>
+      <w:bookmarkStart w:id="12" w:name="__RefHeading___Toc25567_2232792091"/>
       <w:bookmarkEnd w:id="12"/>
       <w:r>
         <w:rPr>
@@ -4761,7 +4751,7 @@
         <w:pStyle w:val="Heading2"/>
         <w:rPr/>
       </w:pPr>
-      <w:bookmarkStart w:id="13" w:name="__RefHeading___Toc190473_4195859891"/>
+      <w:bookmarkStart w:id="13" w:name="__RefHeading___Toc25569_2232792091"/>
       <w:bookmarkEnd w:id="13"/>
       <w:r>
         <w:rPr>
@@ -5507,7 +5497,7 @@
         <w:pStyle w:val="Heading2"/>
         <w:rPr/>
       </w:pPr>
-      <w:bookmarkStart w:id="14" w:name="__RefHeading___Toc190475_4195859891"/>
+      <w:bookmarkStart w:id="14" w:name="__RefHeading___Toc25571_2232792091"/>
       <w:bookmarkEnd w:id="14"/>
       <w:r>
         <w:rPr>
@@ -6361,7 +6351,7 @@
         <w:pStyle w:val="Heading2"/>
         <w:rPr/>
       </w:pPr>
-      <w:bookmarkStart w:id="15" w:name="__RefHeading___Toc190477_4195859891"/>
+      <w:bookmarkStart w:id="15" w:name="__RefHeading___Toc25573_2232792091"/>
       <w:bookmarkEnd w:id="15"/>
       <w:r>
         <w:rPr>
@@ -8706,7 +8696,7 @@
         <w:pStyle w:val="Heading2"/>
         <w:rPr/>
       </w:pPr>
-      <w:bookmarkStart w:id="16" w:name="__RefHeading___Toc190479_4195859891"/>
+      <w:bookmarkStart w:id="16" w:name="__RefHeading___Toc25575_2232792091"/>
       <w:bookmarkEnd w:id="16"/>
       <w:r>
         <w:rPr>
@@ -9971,7 +9961,7 @@
         <w:pStyle w:val="Heading2"/>
         <w:rPr/>
       </w:pPr>
-      <w:bookmarkStart w:id="17" w:name="__RefHeading___Toc190481_4195859891"/>
+      <w:bookmarkStart w:id="17" w:name="__RefHeading___Toc25577_2232792091"/>
       <w:bookmarkEnd w:id="17"/>
       <w:r>
         <w:rPr>
@@ -10483,7 +10473,7 @@
         <w:pStyle w:val="Heading2"/>
         <w:rPr/>
       </w:pPr>
-      <w:bookmarkStart w:id="18" w:name="__RefHeading___Toc190483_4195859891"/>
+      <w:bookmarkStart w:id="18" w:name="__RefHeading___Toc25579_2232792091"/>
       <w:bookmarkEnd w:id="18"/>
       <w:r>
         <w:rPr>
@@ -11223,7 +11213,7 @@
         <w:pStyle w:val="Heading2"/>
         <w:rPr/>
       </w:pPr>
-      <w:bookmarkStart w:id="19" w:name="__RefHeading___Toc190485_4195859891"/>
+      <w:bookmarkStart w:id="19" w:name="__RefHeading___Toc25581_2232792091"/>
       <w:bookmarkEnd w:id="19"/>
       <w:r>
         <w:rPr>
@@ -11584,7 +11574,7 @@
         <w:pStyle w:val="Heading2"/>
         <w:rPr/>
       </w:pPr>
-      <w:bookmarkStart w:id="20" w:name="__RefHeading___Toc190487_4195859891"/>
+      <w:bookmarkStart w:id="20" w:name="__RefHeading___Toc25583_2232792091"/>
       <w:bookmarkEnd w:id="20"/>
       <w:r>
         <w:rPr>
@@ -12989,23 +12979,13 @@
     </w:tbl>
     <w:p>
       <w:pPr>
-        <w:pStyle w:val="Normal"/>
-        <w:spacing w:before="0" w:after="80"/>
+        <w:pStyle w:val="Heading1"/>
         <w:rPr/>
       </w:pPr>
       <w:r>
-        <w:rPr/>
-      </w:r>
-      <w:r>
         <w:br w:type="page"/>
       </w:r>
-    </w:p>
-    <w:p>
-      <w:pPr>
-        <w:pStyle w:val="Heading1"/>
-        <w:rPr/>
-      </w:pPr>
-      <w:bookmarkStart w:id="21" w:name="__RefHeading___Toc190489_4195859891"/>
+      <w:bookmarkStart w:id="21" w:name="__RefHeading___Toc25585_2232792091"/>
       <w:bookmarkEnd w:id="21"/>
       <w:r>
         <w:rPr>
@@ -13022,7 +13002,7 @@
         <w:pStyle w:val="Heading2"/>
         <w:rPr/>
       </w:pPr>
-      <w:bookmarkStart w:id="22" w:name="__RefHeading___Toc190491_4195859891"/>
+      <w:bookmarkStart w:id="22" w:name="__RefHeading___Toc25587_2232792091"/>
       <w:bookmarkEnd w:id="22"/>
       <w:r>
         <w:rPr>
@@ -13768,7 +13748,7 @@
         <w:pStyle w:val="Heading2"/>
         <w:rPr/>
       </w:pPr>
-      <w:bookmarkStart w:id="23" w:name="__RefHeading___Toc190493_4195859891"/>
+      <w:bookmarkStart w:id="23" w:name="__RefHeading___Toc25589_2232792091"/>
       <w:bookmarkEnd w:id="23"/>
       <w:r>
         <w:rPr>
@@ -15050,7 +15030,7 @@
         <w:pStyle w:val="Heading2"/>
         <w:rPr/>
       </w:pPr>
-      <w:bookmarkStart w:id="24" w:name="__RefHeading___Toc190495_4195859891"/>
+      <w:bookmarkStart w:id="24" w:name="__RefHeading___Toc25591_2232792091"/>
       <w:bookmarkEnd w:id="24"/>
       <w:r>
         <w:rPr>
@@ -16181,7 +16161,7 @@
         <w:pStyle w:val="Heading2"/>
         <w:rPr/>
       </w:pPr>
-      <w:bookmarkStart w:id="25" w:name="__RefHeading___Toc190497_4195859891"/>
+      <w:bookmarkStart w:id="25" w:name="__RefHeading___Toc25593_2232792091"/>
       <w:bookmarkEnd w:id="25"/>
       <w:r>
         <w:rPr>
@@ -16927,7 +16907,7 @@
         <w:pStyle w:val="Heading2"/>
         <w:rPr/>
       </w:pPr>
-      <w:bookmarkStart w:id="26" w:name="__RefHeading___Toc190499_4195859891"/>
+      <w:bookmarkStart w:id="26" w:name="__RefHeading___Toc25595_2232792091"/>
       <w:bookmarkEnd w:id="26"/>
       <w:r>
         <w:rPr>
@@ -17553,7 +17533,7 @@
         <w:pStyle w:val="Heading2"/>
         <w:rPr/>
       </w:pPr>
-      <w:bookmarkStart w:id="27" w:name="__RefHeading___Toc190501_4195859891"/>
+      <w:bookmarkStart w:id="27" w:name="__RefHeading___Toc25597_2232792091"/>
       <w:bookmarkEnd w:id="27"/>
       <w:r>
         <w:rPr>
@@ -17837,7 +17817,7 @@
         <w:pStyle w:val="Heading2"/>
         <w:rPr/>
       </w:pPr>
-      <w:bookmarkStart w:id="28" w:name="__RefHeading___Toc190503_4195859891"/>
+      <w:bookmarkStart w:id="28" w:name="__RefHeading___Toc25599_2232792091"/>
       <w:bookmarkEnd w:id="28"/>
       <w:r>
         <w:rPr>
@@ -18789,19 +18769,6 @@
     </w:tbl>
     <w:p>
       <w:pPr>
-        <w:pStyle w:val="Normal"/>
-        <w:spacing w:before="0" w:after="80"/>
-        <w:rPr/>
-      </w:pPr>
-      <w:r>
-        <w:rPr/>
-      </w:r>
-      <w:r>
-        <w:br w:type="page"/>
-      </w:r>
-    </w:p>
-    <w:p>
-      <w:pPr>
         <w:pStyle w:val="Heading1"/>
         <w:tabs>
           <w:tab w:val="clear" w:pos="720"/>
@@ -18819,7 +18786,10 @@
           <w:spacing w:val="0"/>
         </w:rPr>
       </w:pPr>
-      <w:bookmarkStart w:id="29" w:name="__RefHeading___Toc190505_4195859891"/>
+      <w:r>
+        <w:br w:type="page"/>
+      </w:r>
+      <w:bookmarkStart w:id="29" w:name="__RefHeading___Toc25601_2232792091"/>
       <w:bookmarkStart w:id="30" w:name="_Toc233203395"/>
       <w:bookmarkEnd w:id="29"/>
       <w:r>
@@ -20578,7 +20548,7 @@
       <w:r>
         <w:rPr/>
         <w:drawing>
-          <wp:anchor behindDoc="1" distT="0" distB="0" distL="0" distR="0" simplePos="0" locked="0" layoutInCell="0" allowOverlap="1" relativeHeight="14">
+          <wp:anchor behindDoc="1" distT="0" distB="0" distL="0" distR="0" simplePos="0" locked="0" layoutInCell="0" allowOverlap="1" relativeHeight="13">
             <wp:simplePos x="0" y="0"/>
             <wp:positionH relativeFrom="margin">
               <wp:align>center</wp:align>
@@ -20649,7 +20619,7 @@
     <w:r>
       <w:rPr/>
       <w:drawing>
-        <wp:anchor behindDoc="1" distT="0" distB="0" distL="0" distR="0" simplePos="0" locked="0" layoutInCell="0" allowOverlap="1" relativeHeight="13">
+        <wp:anchor behindDoc="1" distT="0" distB="0" distL="0" distR="0" simplePos="0" locked="0" layoutInCell="0" allowOverlap="1" relativeHeight="12">
           <wp:simplePos x="0" y="0"/>
           <wp:positionH relativeFrom="page">
             <wp:align>left</wp:align>
@@ -20708,7 +20678,7 @@
     <w:r>
       <w:rPr/>
       <w:drawing>
-        <wp:anchor behindDoc="1" distT="0" distB="0" distL="0" distR="0" simplePos="0" locked="0" layoutInCell="0" allowOverlap="1" relativeHeight="13">
+        <wp:anchor behindDoc="1" distT="0" distB="0" distL="0" distR="0" simplePos="0" locked="0" layoutInCell="0" allowOverlap="1" relativeHeight="12">
           <wp:simplePos x="0" y="0"/>
           <wp:positionH relativeFrom="page">
             <wp:align>left</wp:align>
